--- a/reports/2026-10-24/YouTube_AI趨勢研究雷達_2026-10-24_完整報告.docx
+++ b/reports/2026-10-24/YouTube_AI趨勢研究雷達_2026-10-24_完整報告.docx
@@ -12,7 +12,7 @@
     </w:p>
     <w:p>
       <w:r>
-        <w:t>自動產出時間：2026-10-24T00:11:05.123979+00:00 | 資料來源：YouTube Research MCP | 近72h去重樣本：39</w:t>
+        <w:t>自動產出時間：2026-10-24T23:54:32.816867+00:00 | 資料來源：YouTube Research MCP | 近72h去重樣本：40</w:t>
       </w:r>
     </w:p>
     <w:p>
@@ -38,79 +38,79 @@
     </w:p>
     <w:p>
       <w:r>
-        <w:t>1. AI助理争夺战：解析Muse、Grok Bot与Instinct背后的产品布局、入口生意与盈利难题｜硅谷101｜77,671 views｜2026-10-22T23:00:13Z</w:t>
+        <w:t>1. 7 Proven Ways to Make Money With AI (No Experience)｜Mark Tilbury｜226,253 views｜2026-10-24T11:33:52Z</w:t>
+        <w:br/>
+        <w:t>https://www.youtube.com/watch?v=hriu0irRcpE</w:t>
+      </w:r>
+    </w:p>
+    <w:p>
+      <w:r>
+        <w:t>2. AI助理争夺战：解析Muse、Grok Bot与Instinct背后的产品布局、入口生意与盈利难题｜硅谷101｜99,147 views｜2026-10-22T23:00:13Z</w:t>
         <w:br/>
         <w:t>https://www.youtube.com/watch?v=ARocqV7DtC8</w:t>
       </w:r>
     </w:p>
     <w:p>
       <w:r>
-        <w:t>2. 2026/10/21(三) SpaceX 真的靠AI賺錢了？#SPCX｜財女珍妮｜37,727 views｜2026-10-21T01:07:19Z</w:t>
+        <w:t>3. 我把热门视频里的赚钱skill复刻出来了#豆包工作 #豆包agent #豆包来财 #大学生创业 #当年轻人用AI辅助创业｜冲浪少女杨美丽｜25,878 views｜2026-10-23T11:18:43Z</w:t>
         <w:br/>
-        <w:t>https://www.youtube.com/watch?v=JxykT7jUlmQ</w:t>
+        <w:t>https://www.youtube.com/watch?v=d_t2jK5SPyc</w:t>
       </w:r>
     </w:p>
     <w:p>
       <w:r>
-        <w:t>3. SpaceX 財報拆解：賺了 44 億，為什麼華爾街還吵成兩派？｜言究院｜24,746 views｜2026-10-21T07:40:01Z</w:t>
-        <w:br/>
-        <w:t>https://www.youtube.com/watch?v=oys3fnArwbU</w:t>
-      </w:r>
-    </w:p>
-    <w:p>
-      <w:r>
-        <w:t>4. 【簡単すぎるで！】最短で収益化して月20万までいけちゃう在宅副業はこれ一択です！【AI副業】【スマホ副業】｜ゆら【在宅ワーク・AI副業でマイホームを目指す2児ママ】｜23,118 views｜2026-10-21T11:00:11Z</w:t>
-        <w:br/>
-        <w:t>https://www.youtube.com/watch?v=3vU78JqkKAg</w:t>
-      </w:r>
-    </w:p>
-    <w:p>
-      <w:r>
-        <w:t>5. 【2026年10月】予算ごとに課金すべきAIを徹底解説します！｜AI・副業教室【シロクマ】｜16,320 views｜2026-10-21T09:00:03Z</w:t>
-        <w:br/>
-        <w:t>https://www.youtube.com/watch?v=aA8aNjBUcEU</w:t>
-      </w:r>
-    </w:p>
-    <w:p>
-      <w:r>
-        <w:t>6. 唱衰 AI 不賺錢的，全被黃仁勳在GTC大會給打臉了！#紀緯明 #小明老師 #投資明明很簡單 #台股 #黃仁勳 #GTC #ai｜投資明明很簡單 紀緯明分析師-永誠國際投顧｜15,185 views｜2026-10-22T07:37:21Z</w:t>
+        <w:t>4. 唱衰 AI 不賺錢的，全被黃仁勳在GTC大會給打臉了！#紀緯明 #小明老師 #投資明明很簡單 #台股 #黃仁勳 #GTC #ai｜投資明明很簡單 紀緯明分析師-永誠國際投顧｜16,473 views｜2026-10-22T07:37:21Z</w:t>
         <w:br/>
         <w:t>https://www.youtube.com/watch?v=2hOTblXxjU0</w:t>
       </w:r>
     </w:p>
     <w:p>
       <w:r>
-        <w:t>7. 我把热门视频里的赚钱skill复刻出来了#豆包工作 #豆包agent #豆包来财 #大学生创业 #当年轻人用AI辅助创业｜冲浪少女杨美丽｜14,960 views｜2026-10-23T11:18:43Z</w:t>
-        <w:br/>
-        <w:t>https://www.youtube.com/watch?v=d_t2jK5SPyc</w:t>
-      </w:r>
-    </w:p>
-    <w:p>
-      <w:r>
-        <w:t>8. 梁文峰是真想教你赚钱！前脚美国全面拉黑DeepSeek，后脚梁文峰直接开源推理框架 #ai #DeepSeek #梁文锋｜杨竹筠｜6,949 views｜2026-10-22T12:39:12Z</w:t>
+        <w:t>5. 梁文峰是真想教你赚钱！前脚美国全面拉黑DeepSeek，后脚梁文峰直接开源推理框架 #ai #DeepSeek #梁文锋｜杨竹筠｜7,683 views｜2026-10-22T12:39:12Z</w:t>
         <w:br/>
         <w:t>https://www.youtube.com/watch?v=EHB3WndGYrg</w:t>
       </w:r>
     </w:p>
     <w:p>
       <w:r>
-        <w:t>9. 【2027年最新】Claude Codeを使って月30万を狙える穴場のAI副業TOP3【AI副業を実演】｜むっちょの副業月5万攻略｜5,082 views｜2026-10-22T09:00:30Z</w:t>
+        <w:t>6. 【AI 副業】寝る前30分でガチで稼げる！初心者向けの副業はこれ一択｜AI 副業 初めてノート｜7,455 views｜2026-10-22T11:00:38Z</w:t>
+        <w:br/>
+        <w:t>https://www.youtube.com/watch?v=FO2-XlUnm1A</w:t>
+      </w:r>
+    </w:p>
+    <w:p>
+      <w:r>
+        <w:t>7. 【2027年最新】Claude Codeを使って月30万を狙える穴場のAI副業TOP3【AI副業を実演】｜むっちょの副業月5万攻略｜7,088 views｜2026-10-22T09:00:30Z</w:t>
         <w:br/>
         <w:t>https://www.youtube.com/watch?v=6Qw0Go0A8vM</w:t>
       </w:r>
     </w:p>
     <w:p>
       <w:r>
-        <w:t>10. This is genius. #picsartflow #sidehustle #aitools #greenscreen #aianimation｜Jada Blue｜4,714 views｜2026-10-22T01:49:33Z</w:t>
+        <w:t>8. 【設定ほぼなし】「ChatGPT dots」で分かる最新のAI秘書の仕組みと始め方｜SHIFT AI ニュース｜6,048 views｜2026-10-23T10:18:10Z</w:t>
         <w:br/>
-        <w:t>https://www.youtube.com/watch?v=3n9VHC9STCM</w:t>
+        <w:t>https://www.youtube.com/watch?v=twCNkh_TcoY</w:t>
+      </w:r>
+    </w:p>
+    <w:p>
+      <w:r>
+        <w:t>9. AI時代は独立するより副業がアツい｜年収チャンネル｜5,727 views｜2026-10-24T10:05:18Z</w:t>
+        <w:br/>
+        <w:t>https://www.youtube.com/watch?v=qikRAH0fj7Q</w:t>
+      </w:r>
+    </w:p>
+    <w:p>
+      <w:r>
+        <w:t>10. 最後出場的Gemini Skills，憑什麽暴打ChatGPT？實操實測後我驚了！｜Google 加油｜AI实战派｜5,382 views｜2026-10-24T09:00:16Z</w:t>
+        <w:br/>
+        <w:t>https://www.youtube.com/watch?v=xiba4BUGSAc</w:t>
       </w:r>
     </w:p>
     <w:p>
       <w:r>
         <w:drawing>
           <wp:inline xmlns:a="http://schemas.openxmlformats.org/drawingml/2006/main" xmlns:pic="http://schemas.openxmlformats.org/drawingml/2006/picture">
-            <wp:extent cx="5852160" cy="5289388"/>
+            <wp:extent cx="5852160" cy="5307617"/>
             <wp:docPr id="1" name="Picture 1"/>
             <wp:cNvGraphicFramePr>
               <a:graphicFrameLocks noChangeAspect="1"/>
@@ -131,7 +131,7 @@
                   <pic:spPr>
                     <a:xfrm>
                       <a:off x="0" y="0"/>
-                      <a:ext cx="5852160" cy="5289388"/>
+                      <a:ext cx="5852160" cy="5307617"/>
                     </a:xfrm>
                     <a:prstGeom prst="rect"/>
                   </pic:spPr>
@@ -148,6 +148,26 @@
       </w:pPr>
       <w:r>
         <w:t>3. 留言與證據</w:t>
+      </w:r>
+    </w:p>
+    <w:p>
+      <w:r>
+        <w:t>7 Proven Ways to Make Money With AI (No Experience)｜實際取得留言 20 則</w:t>
+      </w:r>
+    </w:p>
+    <w:p>
+      <w:r>
+        <w:t>・Hey Tilbury, challenge for you:  Do any of these 7 side hustles, go on a South Park binge for a week, and come back and see the results!</w:t>
+      </w:r>
+    </w:p>
+    <w:p>
+      <w:r>
+        <w:t>・AI offers so many opportunities right now, but the real challenge is choosing one skill and actually building something people will pay for. AI Shortcuts for the Lazy Mind has been a useful rabbit hole for exploring thes</w:t>
+      </w:r>
+    </w:p>
+    <w:p>
+      <w:r>
+        <w:t>・They can use AI by themselves they dont need anyone , takes only minutes most are now Groktronix fanclub 😂</w:t>
       </w:r>
     </w:p>
     <w:p>
@@ -172,82 +192,22 @@
     </w:p>
     <w:p>
       <w:r>
-        <w:t>2026/10/21(三) SpaceX 真的靠AI賺錢了？#SPCX｜實際取得留言 13 則</w:t>
+        <w:t>我把热门视频里的赚钱skill复刻出来了#豆包工作 #豆包agent #豆包来财 #大学生创业 #当年轻人用AI辅助创业｜實際取得留言 20 則</w:t>
       </w:r>
     </w:p>
     <w:p>
       <w:r>
-        <w:t>・這集把自由現金流跟資本支出的內在矛盾講得非常透徹。不管是 SpaceX 龐大的算力基礎建設，還是 Netflix 廣告變現的執行落差，資本市場看的永遠不是帳面營收有多華麗，而是當高資本支出撞上高利率時，未來的動能能否撐起高估值。觀點很紮實！</w:t>
+        <w:t>・也不要完全信這個  我更相信 這個大學生本來就有這個能力 並且能夠完完整整的把這些知識教給AI 培育好所有流程才能實現</w:t>
       </w:r>
     </w:p>
     <w:p>
       <w:r>
-        <w:t>・谢谢你，让我们理性投资❤</w:t>
+        <w:t>・45天真能回本也絕對不是AI的關係 低能視頻</w:t>
       </w:r>
     </w:p>
     <w:p>
       <w:r>
-        <w:t>・支持財女珍妮</w:t>
-      </w:r>
-    </w:p>
-    <w:p>
-      <w:r>
-        <w:t>SpaceX 財報拆解：賺了 44 億，為什麼華爾街還吵成兩派？｜實際取得留言 12 則</w:t>
-      </w:r>
-    </w:p>
-    <w:p>
-      <w:r>
-        <w:t>・跟各位翻譯：簡單的說就是建算力中心，是最賺錢的。硬體建設造發電機、散熱水冷、剛好都是本業強項，就算自己演算法不強。可以先把算力出租賺錢，算法模型強度自己再慢慢追上其他AI公司。</w:t>
-      </w:r>
-    </w:p>
-    <w:p>
-      <w:r>
-        <w:t>・只有政治才是龐氏國家 即將邁入科技企業頂替政府</w:t>
-      </w:r>
-    </w:p>
-    <w:p>
-      <w:r>
-        <w:t>・喜歡馬斯克的有很多理由說賺，不喜歡馬斯克的只要有一個不滿意就是沒賺錢</w:t>
-      </w:r>
-    </w:p>
-    <w:p>
-      <w:r>
-        <w:t>【簡単すぎるで！】最短で収益化して月20万までいけちゃう在宅副業はこれ一択です！【AI副業】【スマホ副業】｜實際取得留言 14 則</w:t>
-      </w:r>
-    </w:p>
-    <w:p>
-      <w:r>
-        <w:t>・フォロワーもいないし、私にもできるのかな…🥺  動画を見て、そう感じた方もいるかもしれません。  でも、その不安は「やってみたい」って気持ちがちゃんとある証拠です✨  スレッズで大事なのは、フォロワーの数より、投稿の型。 投稿そのものはAIに作ってもらって、伸びるかどうかを見る目だけ、自分で持っておけば大丈夫です🙆‍♀  あとは、とにかく量を出して行動するだけ。 ……とはいえ、ひとりだと続けるのがいちばん難しいんですよね😅  なので、動</w:t>
-      </w:r>
-    </w:p>
-    <w:p>
-      <w:r>
-        <w:t>・前回の動画で挑戦したいとコメントした者です！ ゆらさんの動画を見ながら暮らし系でアカウントを作って始めてみましたが、なかなか難しくてうまくいきません😭 今回の動画を参考にしてがんばってみます！ LINEも登録しました✨</w:t>
-      </w:r>
-    </w:p>
-    <w:p>
-      <w:r>
-        <w:t>・投稿楽しみにしておりました! ゆらさんの動画がわかりやすくて、はじめて副業を始めてみたいと思いました😌 わたしは育児はしていないためファッションや生活で使える便利グッズでthreadsをはじめてみたいと考えております。また自分が使ったものを映えさせて撮ったりする環境がないため、PRがメインになると思うのですが、そうなると難しいでしょうか、、</w:t>
-      </w:r>
-    </w:p>
-    <w:p>
-      <w:r>
-        <w:t>【2026年10月】予算ごとに課金すべきAIを徹底解説します！｜實際取得留言 4 則</w:t>
-      </w:r>
-    </w:p>
-    <w:p>
-      <w:r>
-        <w:t>・会社で最新の高いAIを誰が使うのか考えたらそりゃ使いこなせる人だからな… 歩いて移動する人と車で移動する人くらいの差が出る この差がさらに広がって行く</w:t>
-      </w:r>
-    </w:p>
-    <w:p>
-      <w:r>
-        <w:t>・ChatGPT（無料）に愚痴言ったら逆に説教された😂</w:t>
-      </w:r>
-    </w:p>
-    <w:p>
-      <w:r>
-        <w:t>・manusはどうなんでしょうか？</w:t>
+        <w:t>・又一个卖课的，中国的开店早饭摊骗局还不够多是吗，一会就是2999元给你豆包指令和开店教程</w:t>
       </w:r>
     </w:p>
     <w:p>
@@ -272,27 +232,7 @@
     </w:p>
     <w:p>
       <w:r>
-        <w:t>我把热门视频里的赚钱skill复刻出来了#豆包工作 #豆包agent #豆包来财 #大学生创业 #当年轻人用AI辅助创业｜實際取得留言 13 則</w:t>
-      </w:r>
-    </w:p>
-    <w:p>
-      <w:r>
-        <w:t>・也不要完全信這個  我更相信 這個大學生本來就有這個能力 並且能夠完完整整的把這些知識教給AI 培育好所有流程才能實現</w:t>
-      </w:r>
-    </w:p>
-    <w:p>
-      <w:r>
-        <w:t>・然後豆包亂教 原地爆破整間店</w:t>
-      </w:r>
-    </w:p>
-    <w:p>
-      <w:r>
-        <w:t>・不懂就问. 什么样的实体店， 店租，器材，设备，水电，押金，进货，消耗等等 只需要7万块？ 就算7万开了， 这样得地段 哪里来的神仙客户一个月能有那么好的水果消费能力？ 我算他利润20%， 7万利润要卖35万. 这还没算开店期间得进货 耗损 水电开销. 所以他45天卖了接近50-70万得水果？ 然后这个门店成本7万？ 什么神仙地段？</w:t>
-      </w:r>
-    </w:p>
-    <w:p>
-      <w:r>
-        <w:t>梁文峰是真想教你赚钱！前脚美国全面拉黑DeepSeek，后脚梁文峰直接开源推理框架 #ai #DeepSeek #梁文锋｜實際取得留言 2 則</w:t>
+        <w:t>梁文峰是真想教你赚钱！前脚美国全面拉黑DeepSeek，后脚梁文峰直接开源推理框架 #ai #DeepSeek #梁文锋｜實際取得留言 3 則</w:t>
       </w:r>
     </w:p>
     <w:p>
@@ -302,7 +242,47 @@
     </w:p>
     <w:p>
       <w:r>
+        <w:t>・极客盟主</w:t>
+      </w:r>
+    </w:p>
+    <w:p>
+      <w:r>
         <w:t>・笑死人了。。😂 Deepseek 不是做AI的。真正是做偷技术的。。不用花钱训练，偷来的3流菜谱当然可以开源</w:t>
+      </w:r>
+    </w:p>
+    <w:p>
+      <w:r>
+        <w:t>【AI 副業】寝る前30分でガチで稼げる！初心者向けの副業はこれ一択｜實際取得留言 3 則</w:t>
+      </w:r>
+    </w:p>
+    <w:p>
+      <w:r>
+        <w:t>・この日寝る前だったのですっぴんです、 ごめんなさい！🙏</w:t>
+      </w:r>
+    </w:p>
+    <w:p>
+      <w:r>
+        <w:t>・今も朝ですが、05:30頃から各動画見させてもらってます🙏 内容が分かりやすいです✨</w:t>
+      </w:r>
+    </w:p>
+    <w:p>
+      <w:r>
+        <w:t>・論理より体験を語る方が説得力が増すと思いますよ。😅😮</w:t>
+      </w:r>
+    </w:p>
+    <w:p>
+      <w:r>
+        <w:t>【2027年最新】Claude Codeを使って月30万を狙える穴場のAI副業TOP3【AI副業を実演】｜實際取得留言 1 則</w:t>
+      </w:r>
+    </w:p>
+    <w:p>
+      <w:r>
+        <w:t>・11/14日講座参加したい。  ヒッグスフィールド　アメリカ産 シーダンス　中国産 veo アメリカ産 中国産は使いたくない。他のないかな。  8:38キャラクターシートがないと顔が変わってしまう。背景設計シート  商品紹介PRAI動画　30秒5万</w:t>
+      </w:r>
+    </w:p>
+    <w:p>
+      <w:r>
+        <w:t>【設定ほぼなし】「ChatGPT dots」で分かる最新のAI秘書の仕組みと始め方｜實際取得留言 0 則</w:t>
       </w:r>
     </w:p>
     <w:p>
